--- a/Practice-Graphic/График_работы_магистранта_Ахметов_Медет.docx
+++ b/Practice-Graphic/График_работы_магистранта_Ахметов_Медет.docx
@@ -394,7 +394,7 @@
                 <w:b w:val="0"/>
                 <w:sz w:val="22"/>
               </w:rPr>
-              <w:t>Подготовительный этап практики (07.09–13.09.2026): постановка задач, согласование программы и календарного плана; уточнение гипотез; замысел статьи для журнала Scopus и выбор журнала</w:t>
+              <w:t>Подготовительный этап практики: постановка задач, согласование программы и календарного плана; уточнение гипотез; замысел статьи для журнала Scopus и выбор журнала</w:t>
             </w:r>
           </w:p>
         </w:tc>
@@ -517,7 +517,7 @@
                 <w:b w:val="0"/>
                 <w:sz w:val="22"/>
               </w:rPr>
-              <w:t>Теоретико-аналитический этап (14.09–27.09.2026): обновление обзора литературы; система метрик детекции и оценки моделей; таксономия нарушений безопасности и признаков сцены</w:t>
+              <w:t>Теоретико-аналитический этап: обновление обзора литературы; система метрик детекции и оценки моделей; таксономия нарушений безопасности и признаков сцены</w:t>
             </w:r>
           </w:p>
         </w:tc>
@@ -640,7 +640,7 @@
                 <w:b w:val="0"/>
                 <w:sz w:val="22"/>
               </w:rPr>
-              <w:t>Работа с данными (28.09–04.10.2026) и начало экспериментального этапа: наборы видеоданных и протокол разметки; экспериментальный стенд и baseline-модели</w:t>
+              <w:t>Работа с данными и начало экспериментального этапа: наборы видеоданных и протокол разметки; экспериментальный стенд и baseline-модели</w:t>
             </w:r>
           </w:p>
         </w:tc>
@@ -763,7 +763,7 @@
                 <w:b w:val="0"/>
                 <w:sz w:val="22"/>
               </w:rPr>
-              <w:t>Экспериментальный этап (05.10–25.10.2026): пространственно-временные модели детекции; анализ точности и задержки вывода (mAP, F1, latency); результаты для статьи</w:t>
+              <w:t>Экспериментальный этап: пространственно-временные модели детекции; анализ точности и задержки вывода (mAP, F1, latency); результаты для статьи</w:t>
             </w:r>
           </w:p>
         </w:tc>
@@ -886,7 +886,7 @@
                 <w:b w:val="0"/>
                 <w:sz w:val="22"/>
               </w:rPr>
-              <w:t>Подготовка публикации (26.10–08.11.2026) и отчётный этап (09.11–14.11.2026): разбор черновика статьи для журнала Scopus; итоговый отчёт по практике, подготовка к защите</w:t>
+              <w:t>Подготовка публикации и отчётный этап: разбор черновика статьи для журнала Scopus; итоговый отчёт по практике, подготовка к защите</w:t>
             </w:r>
           </w:p>
         </w:tc>
@@ -1217,7 +1217,7 @@
                 <w:b w:val="0"/>
                 <w:sz w:val="22"/>
               </w:rPr>
-              <w:t>Финальная вычитка и подача статьи в журнал Scopus (срок завершения — до 31.12.2026)</w:t>
+              <w:t>Финальная вычитка и подача статьи в журнал Scopus</w:t>
             </w:r>
           </w:p>
         </w:tc>
